--- a/documents/MBC_final_script.docx
+++ b/documents/MBC_final_script.docx
@@ -4,10 +4,32 @@
   <w:body>
     <w:p>
       <w:r>
+        <w:t>주차</w:t>
+      </w:r>
+      <w:r>
         <w:rPr>
           <w:rFonts w:hint="eastAsia"/>
         </w:rPr>
-        <w:t>MBC 최종 프로젝트 1 대본</w:t>
+        <w:t xml:space="preserve"> </w:t>
+      </w:r>
+      <w:r>
+        <w:t>대수</w:t>
+      </w:r>
+      <w:r>
+        <w:rPr>
+          <w:rFonts w:hint="eastAsia"/>
+        </w:rPr>
+        <w:t xml:space="preserve"> 예측</w:t>
+      </w:r>
+    </w:p>
+    <w:p/>
+    <w:p/>
+    <w:p>
+      <w:r>
+        <w:rPr>
+          <w:rFonts w:hint="eastAsia"/>
+        </w:rPr>
+        <w:t>번호판 인식</w:t>
       </w:r>
     </w:p>
     <w:p>
@@ -40,11 +62,7 @@
         <w14:ligatures w14:val="standardContextual"/>
       </w:rPr>
     </w:rPrDefault>
-    <w:pPrDefault>
-      <w:pPr>
-        <w:spacing w:after="160"/>
-      </w:pPr>
-    </w:pPrDefault>
+    <w:pPrDefault/>
   </w:docDefaults>
   <w:latentStyles w:defLockedState="0" w:defUIPriority="99" w:defSemiHidden="0" w:defUnhideWhenUsed="0" w:defQFormat="0" w:count="376">
     <w:lsdException w:name="Normal" w:uiPriority="0" w:qFormat="1"/>
